--- a/论文/submission_ijts/Highlights_IJTS.docx
+++ b/论文/submission_ijts/Highlights_IJTS.docx
@@ -81,9 +81,9 @@
       </w:pPr>
       <w:r>
         <w:rPr>
-          <w:i/>
+          <w:i w:val="0"/>
         </w:rPr>
-        <w:t>[TO BE FILLED: author names and affiliations]</w:t>
+        <w:t>Haoran Wu, Wuchang University of Technology, Wuhan 430223, China</w:t>
       </w:r>
     </w:p>
     <w:p>
